--- a/nyc_payroll_documentation.docx
+++ b/nyc_payroll_documentation.docx
@@ -145,6 +145,114 @@
                               <w:jc w:val="center"/>
                               <w:rPr>
                                 <w:rFonts w:cstheme="minorHAnsi"/>
+                                <w:b/>
+                                <w:color w:val="FFFFFF" w:themeColor="background1"/>
+                                <w:sz w:val="32"/>
+                                <w:szCs w:val="32"/>
+                              </w:rPr>
+                            </w:pPr>
+                          </w:p>
+                          <w:p>
+                            <w:pPr>
+                              <w:jc w:val="center"/>
+                              <w:rPr>
+                                <w:rFonts w:ascii="Garamond" w:hAnsi="Garamond" w:cstheme="minorHAnsi"/>
+                                <w:b/>
+                                <w:color w:val="FFFFFF" w:themeColor="background1"/>
+                                <w:sz w:val="32"/>
+                                <w:szCs w:val="32"/>
+                              </w:rPr>
+                            </w:pPr>
+                          </w:p>
+                          <w:p>
+                            <w:pPr>
+                              <w:jc w:val="center"/>
+                              <w:rPr>
+                                <w:rFonts w:ascii="Garamond" w:hAnsi="Garamond" w:cstheme="minorHAnsi"/>
+                                <w:b/>
+                                <w:color w:val="FFFFFF" w:themeColor="background1"/>
+                                <w:sz w:val="32"/>
+                                <w:szCs w:val="32"/>
+                              </w:rPr>
+                            </w:pPr>
+                          </w:p>
+                          <w:p>
+                            <w:pPr>
+                              <w:jc w:val="center"/>
+                              <w:rPr>
+                                <w:rFonts w:ascii="Garamond" w:hAnsi="Garamond" w:cstheme="minorHAnsi"/>
+                                <w:b/>
+                                <w:color w:val="FFFFFF" w:themeColor="background1"/>
+                                <w:sz w:val="32"/>
+                                <w:szCs w:val="32"/>
+                              </w:rPr>
+                            </w:pPr>
+                          </w:p>
+                          <w:p>
+                            <w:pPr>
+                              <w:jc w:val="center"/>
+                              <w:rPr>
+                                <w:rFonts w:ascii="Garamond" w:hAnsi="Garamond" w:cstheme="minorHAnsi"/>
+                                <w:b/>
+                                <w:color w:val="FFFFFF" w:themeColor="background1"/>
+                                <w:sz w:val="32"/>
+                                <w:szCs w:val="32"/>
+                              </w:rPr>
+                            </w:pPr>
+                          </w:p>
+                          <w:p>
+                            <w:pPr>
+                              <w:jc w:val="center"/>
+                              <w:rPr>
+                                <w:rFonts w:ascii="Garamond" w:hAnsi="Garamond" w:cstheme="minorHAnsi"/>
+                                <w:b/>
+                                <w:color w:val="FFFFFF" w:themeColor="background1"/>
+                                <w:sz w:val="32"/>
+                                <w:szCs w:val="32"/>
+                              </w:rPr>
+                            </w:pPr>
+                          </w:p>
+                          <w:p>
+                            <w:pPr>
+                              <w:jc w:val="center"/>
+                              <w:rPr>
+                                <w:rFonts w:ascii="Garamond" w:hAnsi="Garamond" w:cstheme="minorHAnsi"/>
+                                <w:b/>
+                                <w:color w:val="FFFFFF" w:themeColor="background1"/>
+                                <w:sz w:val="32"/>
+                                <w:szCs w:val="32"/>
+                              </w:rPr>
+                            </w:pPr>
+                          </w:p>
+                          <w:p>
+                            <w:pPr>
+                              <w:jc w:val="center"/>
+                              <w:rPr>
+                                <w:rFonts w:ascii="Garamond" w:hAnsi="Garamond" w:cstheme="minorHAnsi"/>
+                                <w:b/>
+                                <w:color w:val="FFFFFF" w:themeColor="background1"/>
+                                <w:sz w:val="32"/>
+                                <w:szCs w:val="32"/>
+                              </w:rPr>
+                            </w:pPr>
+                          </w:p>
+                          <w:p>
+                            <w:pPr>
+                              <w:jc w:val="center"/>
+                              <w:rPr>
+                                <w:rFonts w:ascii="Garamond" w:hAnsi="Garamond" w:cstheme="minorHAnsi"/>
+                                <w:b/>
+                                <w:color w:val="FFFFFF" w:themeColor="background1"/>
+                                <w:sz w:val="32"/>
+                                <w:szCs w:val="32"/>
+                              </w:rPr>
+                            </w:pPr>
+                          </w:p>
+                          <w:p>
+                            <w:pPr>
+                              <w:jc w:val="center"/>
+                              <w:rPr>
+                                <w:rFonts w:ascii="Garamond" w:hAnsi="Garamond" w:cstheme="minorHAnsi"/>
                                 <w:b/>
                                 <w:color w:val="FFFFFF" w:themeColor="background1"/>
                                 <w:sz w:val="32"/>
@@ -351,7 +459,7 @@
                                 <w:sz w:val="32"/>
                                 <w:szCs w:val="32"/>
                               </w:rPr>
-                              <w:t>April 2026</w:t>
+                              <w:t>May 15, 2026</w:t>
                             </w:r>
                           </w:p>
                         </w:txbxContent>
@@ -456,6 +564,114 @@
                         <w:jc w:val="center"/>
                         <w:rPr>
                           <w:rFonts w:cstheme="minorHAnsi"/>
+                          <w:b/>
+                          <w:color w:val="FFFFFF" w:themeColor="background1"/>
+                          <w:sz w:val="32"/>
+                          <w:szCs w:val="32"/>
+                        </w:rPr>
+                      </w:pPr>
+                    </w:p>
+                    <w:p>
+                      <w:pPr>
+                        <w:jc w:val="center"/>
+                        <w:rPr>
+                          <w:rFonts w:ascii="Garamond" w:hAnsi="Garamond" w:cstheme="minorHAnsi"/>
+                          <w:b/>
+                          <w:color w:val="FFFFFF" w:themeColor="background1"/>
+                          <w:sz w:val="32"/>
+                          <w:szCs w:val="32"/>
+                        </w:rPr>
+                      </w:pPr>
+                    </w:p>
+                    <w:p>
+                      <w:pPr>
+                        <w:jc w:val="center"/>
+                        <w:rPr>
+                          <w:rFonts w:ascii="Garamond" w:hAnsi="Garamond" w:cstheme="minorHAnsi"/>
+                          <w:b/>
+                          <w:color w:val="FFFFFF" w:themeColor="background1"/>
+                          <w:sz w:val="32"/>
+                          <w:szCs w:val="32"/>
+                        </w:rPr>
+                      </w:pPr>
+                    </w:p>
+                    <w:p>
+                      <w:pPr>
+                        <w:jc w:val="center"/>
+                        <w:rPr>
+                          <w:rFonts w:ascii="Garamond" w:hAnsi="Garamond" w:cstheme="minorHAnsi"/>
+                          <w:b/>
+                          <w:color w:val="FFFFFF" w:themeColor="background1"/>
+                          <w:sz w:val="32"/>
+                          <w:szCs w:val="32"/>
+                        </w:rPr>
+                      </w:pPr>
+                    </w:p>
+                    <w:p>
+                      <w:pPr>
+                        <w:jc w:val="center"/>
+                        <w:rPr>
+                          <w:rFonts w:ascii="Garamond" w:hAnsi="Garamond" w:cstheme="minorHAnsi"/>
+                          <w:b/>
+                          <w:color w:val="FFFFFF" w:themeColor="background1"/>
+                          <w:sz w:val="32"/>
+                          <w:szCs w:val="32"/>
+                        </w:rPr>
+                      </w:pPr>
+                    </w:p>
+                    <w:p>
+                      <w:pPr>
+                        <w:jc w:val="center"/>
+                        <w:rPr>
+                          <w:rFonts w:ascii="Garamond" w:hAnsi="Garamond" w:cstheme="minorHAnsi"/>
+                          <w:b/>
+                          <w:color w:val="FFFFFF" w:themeColor="background1"/>
+                          <w:sz w:val="32"/>
+                          <w:szCs w:val="32"/>
+                        </w:rPr>
+                      </w:pPr>
+                    </w:p>
+                    <w:p>
+                      <w:pPr>
+                        <w:jc w:val="center"/>
+                        <w:rPr>
+                          <w:rFonts w:ascii="Garamond" w:hAnsi="Garamond" w:cstheme="minorHAnsi"/>
+                          <w:b/>
+                          <w:color w:val="FFFFFF" w:themeColor="background1"/>
+                          <w:sz w:val="32"/>
+                          <w:szCs w:val="32"/>
+                        </w:rPr>
+                      </w:pPr>
+                    </w:p>
+                    <w:p>
+                      <w:pPr>
+                        <w:jc w:val="center"/>
+                        <w:rPr>
+                          <w:rFonts w:ascii="Garamond" w:hAnsi="Garamond" w:cstheme="minorHAnsi"/>
+                          <w:b/>
+                          <w:color w:val="FFFFFF" w:themeColor="background1"/>
+                          <w:sz w:val="32"/>
+                          <w:szCs w:val="32"/>
+                        </w:rPr>
+                      </w:pPr>
+                    </w:p>
+                    <w:p>
+                      <w:pPr>
+                        <w:jc w:val="center"/>
+                        <w:rPr>
+                          <w:rFonts w:ascii="Garamond" w:hAnsi="Garamond" w:cstheme="minorHAnsi"/>
+                          <w:b/>
+                          <w:color w:val="FFFFFF" w:themeColor="background1"/>
+                          <w:sz w:val="32"/>
+                          <w:szCs w:val="32"/>
+                        </w:rPr>
+                      </w:pPr>
+                    </w:p>
+                    <w:p>
+                      <w:pPr>
+                        <w:jc w:val="center"/>
+                        <w:rPr>
+                          <w:rFonts w:ascii="Garamond" w:hAnsi="Garamond" w:cstheme="minorHAnsi"/>
                           <w:b/>
                           <w:color w:val="FFFFFF" w:themeColor="background1"/>
                           <w:sz w:val="32"/>
@@ -662,7 +878,7 @@
                           <w:sz w:val="32"/>
                           <w:szCs w:val="32"/>
                         </w:rPr>
-                        <w:t>April 2026</w:t>
+                        <w:t>May 15, 2026</w:t>
                       </w:r>
                     </w:p>
                   </w:txbxContent>
@@ -677,6 +893,201 @@
       </w:r>
     </w:p>
     <w:p>
+      <w:r>
+        <w:rPr>
+          <w:noProof/>
+        </w:rPr>
+        <mc:AlternateContent>
+          <mc:Choice Requires="wps">
+            <w:drawing>
+              <wp:anchor distT="0" distB="0" distL="114300" distR="114300" simplePos="0" relativeHeight="251661312" behindDoc="0" locked="0" layoutInCell="1" allowOverlap="1" wp14:anchorId="6B4B15D8" wp14:editId="3A91EC31">
+                <wp:simplePos x="0" y="0"/>
+                <wp:positionH relativeFrom="column">
+                  <wp:posOffset>2105025</wp:posOffset>
+                </wp:positionH>
+                <wp:positionV relativeFrom="paragraph">
+                  <wp:posOffset>1476375</wp:posOffset>
+                </wp:positionV>
+                <wp:extent cx="19050" cy="1733550"/>
+                <wp:effectExtent l="0" t="0" r="19050" b="19050"/>
+                <wp:wrapNone/>
+                <wp:docPr id="19" name="Straight Connector 19"/>
+                <wp:cNvGraphicFramePr/>
+                <a:graphic xmlns:a="http://schemas.openxmlformats.org/drawingml/2006/main">
+                  <a:graphicData uri="http://schemas.microsoft.com/office/word/2010/wordprocessingShape">
+                    <wps:wsp>
+                      <wps:cNvCnPr/>
+                      <wps:spPr>
+                        <a:xfrm>
+                          <a:off x="0" y="0"/>
+                          <a:ext cx="19050" cy="1733550"/>
+                        </a:xfrm>
+                        <a:prstGeom prst="line">
+                          <a:avLst/>
+                        </a:prstGeom>
+                      </wps:spPr>
+                      <wps:style>
+                        <a:lnRef idx="3">
+                          <a:schemeClr val="dk1"/>
+                        </a:lnRef>
+                        <a:fillRef idx="0">
+                          <a:schemeClr val="dk1"/>
+                        </a:fillRef>
+                        <a:effectRef idx="2">
+                          <a:schemeClr val="dk1"/>
+                        </a:effectRef>
+                        <a:fontRef idx="minor">
+                          <a:schemeClr val="tx1"/>
+                        </a:fontRef>
+                      </wps:style>
+                      <wps:bodyPr/>
+                    </wps:wsp>
+                  </a:graphicData>
+                </a:graphic>
+              </wp:anchor>
+            </w:drawing>
+          </mc:Choice>
+          <mc:Fallback>
+            <w:pict>
+              <v:line w14:anchorId="32EC3D15" id="Straight Connector 19" o:spid="_x0000_s1026" style="position:absolute;z-index:251661312;visibility:visible;mso-wrap-style:square;mso-wrap-distance-left:9pt;mso-wrap-distance-top:0;mso-wrap-distance-right:9pt;mso-wrap-distance-bottom:0;mso-position-horizontal:absolute;mso-position-horizontal-relative:text;mso-position-vertical:absolute;mso-position-vertical-relative:text" from="165.75pt,116.25pt" to="167.25pt,252.75pt" o:gfxdata="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" strokecolor="black [3200]" strokeweight="1.5pt">
+                <v:stroke joinstyle="miter"/>
+              </v:line>
+            </w:pict>
+          </mc:Fallback>
+        </mc:AlternateContent>
+      </w:r>
+      <w:r>
+        <w:rPr>
+          <w:noProof/>
+        </w:rPr>
+        <mc:AlternateContent>
+          <mc:Choice Requires="wps">
+            <w:drawing>
+              <wp:anchor distT="0" distB="0" distL="114300" distR="114300" simplePos="0" relativeHeight="251663360" behindDoc="0" locked="0" layoutInCell="1" allowOverlap="1" wp14:anchorId="12D7A210" wp14:editId="7570F7B5">
+                <wp:simplePos x="0" y="0"/>
+                <wp:positionH relativeFrom="column">
+                  <wp:posOffset>3552825</wp:posOffset>
+                </wp:positionH>
+                <wp:positionV relativeFrom="paragraph">
+                  <wp:posOffset>1438275</wp:posOffset>
+                </wp:positionV>
+                <wp:extent cx="38100" cy="1752600"/>
+                <wp:effectExtent l="0" t="0" r="19050" b="19050"/>
+                <wp:wrapNone/>
+                <wp:docPr id="24" name="Straight Connector 24"/>
+                <wp:cNvGraphicFramePr/>
+                <a:graphic xmlns:a="http://schemas.openxmlformats.org/drawingml/2006/main">
+                  <a:graphicData uri="http://schemas.microsoft.com/office/word/2010/wordprocessingShape">
+                    <wps:wsp>
+                      <wps:cNvCnPr/>
+                      <wps:spPr>
+                        <a:xfrm>
+                          <a:off x="0" y="0"/>
+                          <a:ext cx="38100" cy="1752600"/>
+                        </a:xfrm>
+                        <a:prstGeom prst="line">
+                          <a:avLst/>
+                        </a:prstGeom>
+                      </wps:spPr>
+                      <wps:style>
+                        <a:lnRef idx="3">
+                          <a:schemeClr val="dk1"/>
+                        </a:lnRef>
+                        <a:fillRef idx="0">
+                          <a:schemeClr val="dk1"/>
+                        </a:fillRef>
+                        <a:effectRef idx="2">
+                          <a:schemeClr val="dk1"/>
+                        </a:effectRef>
+                        <a:fontRef idx="minor">
+                          <a:schemeClr val="tx1"/>
+                        </a:fontRef>
+                      </wps:style>
+                      <wps:bodyPr/>
+                    </wps:wsp>
+                  </a:graphicData>
+                </a:graphic>
+                <wp14:sizeRelH relativeFrom="margin">
+                  <wp14:pctWidth>0</wp14:pctWidth>
+                </wp14:sizeRelH>
+                <wp14:sizeRelV relativeFrom="margin">
+                  <wp14:pctHeight>0</wp14:pctHeight>
+                </wp14:sizeRelV>
+              </wp:anchor>
+            </w:drawing>
+          </mc:Choice>
+          <mc:Fallback>
+            <w:pict>
+              <v:line w14:anchorId="06A76A94" id="Straight Connector 24" o:spid="_x0000_s1026" style="position:absolute;z-index:251663360;visibility:visible;mso-wrap-style:square;mso-width-percent:0;mso-height-percent:0;mso-wrap-distance-left:9pt;mso-wrap-distance-top:0;mso-wrap-distance-right:9pt;mso-wrap-distance-bottom:0;mso-position-horizontal:absolute;mso-position-horizontal-relative:text;mso-position-vertical:absolute;mso-position-vertical-relative:text;mso-width-percent:0;mso-height-percent:0;mso-width-relative:margin;mso-height-relative:margin" from="279.75pt,113.25pt" to="282.75pt,251.25pt" o:gfxdata="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" strokecolor="black [3200]" strokeweight="1.5pt">
+                <v:stroke joinstyle="miter"/>
+              </v:line>
+            </w:pict>
+          </mc:Fallback>
+        </mc:AlternateContent>
+      </w:r>
+      <w:r>
+        <w:rPr>
+          <w:noProof/>
+        </w:rPr>
+        <mc:AlternateContent>
+          <mc:Choice Requires="wps">
+            <w:drawing>
+              <wp:anchor distT="0" distB="0" distL="114300" distR="114300" simplePos="0" relativeHeight="251662336" behindDoc="0" locked="0" layoutInCell="1" allowOverlap="1" wp14:anchorId="09DBC7EE" wp14:editId="4F919B99">
+                <wp:simplePos x="0" y="0"/>
+                <wp:positionH relativeFrom="column">
+                  <wp:posOffset>2819400</wp:posOffset>
+                </wp:positionH>
+                <wp:positionV relativeFrom="paragraph">
+                  <wp:posOffset>885190</wp:posOffset>
+                </wp:positionV>
+                <wp:extent cx="47625" cy="3114675"/>
+                <wp:effectExtent l="0" t="0" r="28575" b="28575"/>
+                <wp:wrapNone/>
+                <wp:docPr id="20" name="Straight Connector 20"/>
+                <wp:cNvGraphicFramePr/>
+                <a:graphic xmlns:a="http://schemas.openxmlformats.org/drawingml/2006/main">
+                  <a:graphicData uri="http://schemas.microsoft.com/office/word/2010/wordprocessingShape">
+                    <wps:wsp>
+                      <wps:cNvCnPr/>
+                      <wps:spPr>
+                        <a:xfrm>
+                          <a:off x="0" y="0"/>
+                          <a:ext cx="47625" cy="3114675"/>
+                        </a:xfrm>
+                        <a:prstGeom prst="line">
+                          <a:avLst/>
+                        </a:prstGeom>
+                      </wps:spPr>
+                      <wps:style>
+                        <a:lnRef idx="3">
+                          <a:schemeClr val="dk1"/>
+                        </a:lnRef>
+                        <a:fillRef idx="0">
+                          <a:schemeClr val="dk1"/>
+                        </a:fillRef>
+                        <a:effectRef idx="2">
+                          <a:schemeClr val="dk1"/>
+                        </a:effectRef>
+                        <a:fontRef idx="minor">
+                          <a:schemeClr val="tx1"/>
+                        </a:fontRef>
+                      </wps:style>
+                      <wps:bodyPr/>
+                    </wps:wsp>
+                  </a:graphicData>
+                </a:graphic>
+              </wp:anchor>
+            </w:drawing>
+          </mc:Choice>
+          <mc:Fallback>
+            <w:pict>
+              <v:line w14:anchorId="1E84FFF1" id="Straight Connector 20" o:spid="_x0000_s1026" style="position:absolute;z-index:251662336;visibility:visible;mso-wrap-style:square;mso-wrap-distance-left:9pt;mso-wrap-distance-top:0;mso-wrap-distance-right:9pt;mso-wrap-distance-bottom:0;mso-position-horizontal:absolute;mso-position-horizontal-relative:text;mso-position-vertical:absolute;mso-position-vertical-relative:text" from="222pt,69.7pt" to="225.75pt,314.95pt" o:gfxdata="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" strokecolor="black [3200]" strokeweight="1.5pt">
+                <v:stroke joinstyle="miter"/>
+              </v:line>
+            </w:pict>
+          </mc:Fallback>
+        </mc:AlternateContent>
+      </w:r>
       <w:r>
         <w:br w:type="page"/>
       </w:r>
@@ -765,7 +1176,7 @@
               <w:rFonts w:ascii="Cambria" w:hAnsi="Cambria"/>
               <w:color w:val="000000" w:themeColor="text1"/>
             </w:rPr>
-            <w:t>...... 3</w:t>
+            <w:t>...... 2</w:t>
           </w:r>
         </w:p>
         <w:p>
@@ -804,7 +1215,14 @@
               <w:rFonts w:ascii="Cambria" w:hAnsi="Cambria"/>
               <w:color w:val="000000" w:themeColor="text1"/>
             </w:rPr>
-            <w:t>ema Design ................... 13</w:t>
+            <w:t>e</w:t>
+          </w:r>
+          <w:r>
+            <w:rPr>
+              <w:rFonts w:ascii="Cambria" w:hAnsi="Cambria"/>
+              <w:color w:val="000000" w:themeColor="text1"/>
+            </w:rPr>
+            <w:t>ma Design ................... 12</w:t>
           </w:r>
         </w:p>
         <w:p>
@@ -827,7 +1245,14 @@
               <w:rFonts w:ascii="Cambria" w:hAnsi="Cambria"/>
               <w:color w:val="000000" w:themeColor="text1"/>
             </w:rPr>
-            <w:t>ne ………........................ 17</w:t>
+            <w:t>n</w:t>
+          </w:r>
+          <w:r>
+            <w:rPr>
+              <w:rFonts w:ascii="Cambria" w:hAnsi="Cambria"/>
+              <w:color w:val="000000" w:themeColor="text1"/>
+            </w:rPr>
+            <w:t>e ………........................ 17</w:t>
           </w:r>
         </w:p>
         <w:p>
@@ -850,7 +1275,7 @@
               <w:rFonts w:ascii="Cambria" w:hAnsi="Cambria"/>
               <w:color w:val="000000" w:themeColor="text1"/>
             </w:rPr>
-            <w:t>indings ............. 24</w:t>
+            <w:t>indings ............. 26</w:t>
           </w:r>
         </w:p>
         <w:p>
@@ -872,7 +1297,7 @@
               <w:rFonts w:ascii="Cambria" w:hAnsi="Cambria"/>
               <w:color w:val="000000" w:themeColor="text1"/>
             </w:rPr>
-            <w:t>……........................... 33</w:t>
+            <w:t>……........................... 35</w:t>
           </w:r>
         </w:p>
       </w:sdtContent>
@@ -882,7 +1307,10 @@
         <w:shd w:val="clear" w:color="auto" w:fill="FFFFFF" w:themeFill="background1"/>
       </w:pPr>
     </w:p>
-    <w:p/>
+    <w:p>
+      <w:bookmarkStart w:id="0" w:name="_GoBack"/>
+      <w:bookmarkEnd w:id="0"/>
+    </w:p>
     <w:p/>
     <w:p/>
     <w:p/>
@@ -1541,9 +1969,7 @@
           <w:tab w:val="left" w:pos="3615"/>
         </w:tabs>
       </w:pPr>
-      <w:bookmarkStart w:id="0" w:name="_GoBack"/>
-    </w:p>
-    <w:bookmarkEnd w:id="0"/>
+    </w:p>
     <w:p>
       <w:pPr>
         <w:tabs>
@@ -7251,7 +7677,7 @@
         <w:spacing w:before="100" w:beforeAutospacing="1" w:after="100" w:afterAutospacing="1" w:line="240" w:lineRule="auto"/>
         <w:ind w:left="720"/>
         <w:rPr>
-          <w:rFonts w:eastAsia="Times New Roman" w:cstheme="minorHAnsi"/>
+          <w:rFonts w:ascii="Cambria" w:eastAsia="Times New Roman" w:hAnsi="Cambria" w:cstheme="minorHAnsi"/>
           <w:sz w:val="24"/>
           <w:szCs w:val="24"/>
         </w:rPr>
@@ -7284,6 +7710,7 @@
         <w:tabs>
           <w:tab w:val="left" w:pos="3615"/>
         </w:tabs>
+        <w:jc w:val="center"/>
         <w:rPr>
           <w:rFonts w:ascii="Times New Roman" w:hAnsi="Times New Roman" w:cs="Times New Roman"/>
           <w:b/>
@@ -7300,7 +7727,7 @@
           <w:szCs w:val="24"/>
         </w:rPr>
         <w:drawing>
-          <wp:inline distT="0" distB="0" distL="0" distR="0" wp14:anchorId="3EE0F013" wp14:editId="5666EC08">
+          <wp:inline distT="0" distB="0" distL="0" distR="0" wp14:anchorId="5ACE46EE" wp14:editId="3683FAC5">
             <wp:extent cx="6477000" cy="3743325"/>
             <wp:effectExtent l="0" t="0" r="0" b="9525"/>
             <wp:docPr id="16" name="Picture 16"/>
@@ -7340,6 +7767,16 @@
             </a:graphic>
           </wp:inline>
         </w:drawing>
+      </w:r>
+      <w:r>
+        <w:rPr>
+          <w:rFonts w:ascii="Times New Roman" w:hAnsi="Times New Roman" w:cs="Times New Roman"/>
+          <w:b/>
+          <w:noProof/>
+          <w:sz w:val="24"/>
+          <w:szCs w:val="24"/>
+        </w:rPr>
+        <w:t>Figure: ERD Diagram</w:t>
       </w:r>
     </w:p>
     <w:p>
@@ -12505,9 +12942,9 @@
         </w:rPr>
         <w:drawing>
           <wp:inline distT="0" distB="0" distL="0" distR="0">
-            <wp:extent cx="3118485" cy="6523630"/>
-            <wp:effectExtent l="0" t="0" r="5715" b="0"/>
-            <wp:docPr id="4" name="Picture 4"/>
+            <wp:extent cx="2848373" cy="4915586"/>
+            <wp:effectExtent l="0" t="0" r="9525" b="0"/>
+            <wp:docPr id="33" name="Picture 33"/>
             <wp:cNvGraphicFramePr>
               <a:graphicFrameLocks xmlns:a="http://schemas.openxmlformats.org/drawingml/2006/main" noChangeAspect="1"/>
             </wp:cNvGraphicFramePr>
@@ -12515,7 +12952,7 @@
               <a:graphicData uri="http://schemas.openxmlformats.org/drawingml/2006/picture">
                 <pic:pic xmlns:pic="http://schemas.openxmlformats.org/drawingml/2006/picture">
                   <pic:nvPicPr>
-                    <pic:cNvPr id="4" name="Screenshot 2026-05-04 211810.png"/>
+                    <pic:cNvPr id="33" name="Screenshot 2026-05-06 115822.png"/>
                     <pic:cNvPicPr/>
                   </pic:nvPicPr>
                   <pic:blipFill>
@@ -12533,7 +12970,7 @@
                   <pic:spPr>
                     <a:xfrm>
                       <a:off x="0" y="0"/>
-                      <a:ext cx="3131665" cy="6551201"/>
+                      <a:ext cx="2848373" cy="4915586"/>
                     </a:xfrm>
                     <a:prstGeom prst="rect">
                       <a:avLst/>
@@ -12655,16 +13092,72 @@
           <w:tab w:val="left" w:pos="3615"/>
         </w:tabs>
         <w:rPr>
-          <w:rFonts w:ascii="Cambria" w:hAnsi="Cambria" w:cstheme="minorHAnsi"/>
-          <w:sz w:val="24"/>
-          <w:szCs w:val="24"/>
-        </w:rPr>
-      </w:pPr>
-      <w:r>
-        <w:rPr>
           <w:rStyle w:val="Strong"/>
           <w:rFonts w:eastAsiaTheme="majorEastAsia"/>
         </w:rPr>
+      </w:pPr>
+    </w:p>
+    <w:p>
+      <w:pPr>
+        <w:tabs>
+          <w:tab w:val="left" w:pos="3615"/>
+        </w:tabs>
+        <w:rPr>
+          <w:rStyle w:val="Strong"/>
+          <w:rFonts w:eastAsiaTheme="majorEastAsia"/>
+        </w:rPr>
+      </w:pPr>
+    </w:p>
+    <w:p>
+      <w:pPr>
+        <w:tabs>
+          <w:tab w:val="left" w:pos="3615"/>
+        </w:tabs>
+        <w:rPr>
+          <w:rStyle w:val="Strong"/>
+          <w:rFonts w:eastAsiaTheme="majorEastAsia"/>
+        </w:rPr>
+      </w:pPr>
+    </w:p>
+    <w:p>
+      <w:pPr>
+        <w:tabs>
+          <w:tab w:val="left" w:pos="3615"/>
+        </w:tabs>
+        <w:rPr>
+          <w:rStyle w:val="Strong"/>
+          <w:rFonts w:eastAsiaTheme="majorEastAsia"/>
+        </w:rPr>
+      </w:pPr>
+    </w:p>
+    <w:p>
+      <w:pPr>
+        <w:tabs>
+          <w:tab w:val="left" w:pos="3615"/>
+        </w:tabs>
+        <w:rPr>
+          <w:rStyle w:val="Strong"/>
+          <w:rFonts w:eastAsiaTheme="majorEastAsia"/>
+        </w:rPr>
+      </w:pPr>
+    </w:p>
+    <w:p>
+      <w:pPr>
+        <w:tabs>
+          <w:tab w:val="left" w:pos="3615"/>
+        </w:tabs>
+        <w:rPr>
+          <w:rFonts w:ascii="Cambria" w:hAnsi="Cambria" w:cstheme="minorHAnsi"/>
+          <w:sz w:val="24"/>
+          <w:szCs w:val="24"/>
+        </w:rPr>
+      </w:pPr>
+      <w:r>
+        <w:rPr>
+          <w:rStyle w:val="Strong"/>
+          <w:rFonts w:eastAsiaTheme="majorEastAsia"/>
+        </w:rPr>
+        <w:lastRenderedPageBreak/>
         <w:t xml:space="preserve">4.7 </w:t>
       </w:r>
       <w:r>
@@ -12775,7 +13268,14 @@
         <w:rPr>
           <w:rFonts w:ascii="Cambria" w:hAnsi="Cambria"/>
         </w:rPr>
-        <w:t xml:space="preserve">        Database name: nyc_payroll</w:t>
+        <w:t xml:space="preserve">        Database name: </w:t>
+      </w:r>
+      <w:r>
+        <w:rPr>
+          <w:rFonts w:ascii="Cambria" w:hAnsi="Cambria"/>
+          <w:highlight w:val="lightGray"/>
+        </w:rPr>
+        <w:t>nyc_payroll</w:t>
       </w:r>
     </w:p>
     <w:p>
@@ -12819,7 +13319,14 @@
         <w:rPr>
           <w:rFonts w:ascii="Cambria" w:hAnsi="Cambria"/>
         </w:rPr>
-        <w:t xml:space="preserve">        database/postgresql.py</w:t>
+        <w:t xml:space="preserve">        </w:t>
+      </w:r>
+      <w:r>
+        <w:rPr>
+          <w:rFonts w:ascii="Cambria" w:hAnsi="Cambria"/>
+          <w:highlight w:val="lightGray"/>
+        </w:rPr>
+        <w:t>database/postgresql.py</w:t>
       </w:r>
     </w:p>
     <w:p>
@@ -12863,7 +13370,14 @@
         <w:rPr>
           <w:rFonts w:ascii="Cambria" w:hAnsi="Cambria"/>
         </w:rPr>
-        <w:t xml:space="preserve">        data/raw/ folder</w:t>
+        <w:t xml:space="preserve">        </w:t>
+      </w:r>
+      <w:r>
+        <w:rPr>
+          <w:rFonts w:ascii="Cambria" w:hAnsi="Cambria"/>
+          <w:highlight w:val="lightGray"/>
+        </w:rPr>
+        <w:t>data/raw/ folder</w:t>
       </w:r>
     </w:p>
     <w:p>
@@ -12907,7 +13421,14 @@
         <w:rPr>
           <w:rFonts w:ascii="Cambria" w:hAnsi="Cambria"/>
         </w:rPr>
-        <w:t xml:space="preserve">        venv\Scripts\activate</w:t>
+        <w:t xml:space="preserve">        </w:t>
+      </w:r>
+      <w:r>
+        <w:rPr>
+          <w:rFonts w:ascii="Cambria" w:hAnsi="Cambria"/>
+          <w:highlight w:val="lightGray"/>
+        </w:rPr>
+        <w:t>venv\Scripts\activate</w:t>
       </w:r>
     </w:p>
     <w:p>
@@ -12992,6 +13513,7 @@
         <w:pStyle w:val="font-claude-response-body"/>
       </w:pPr>
       <w:r>
+        <w:lastRenderedPageBreak/>
         <w:t xml:space="preserve">4.8 </w:t>
       </w:r>
       <w:r>
@@ -13483,7 +14005,6 @@
               <w:rPr>
                 <w:rFonts w:ascii="Cambria" w:hAnsi="Cambria"/>
               </w:rPr>
-              <w:lastRenderedPageBreak/>
               <w:t>error_message</w:t>
             </w:r>
           </w:p>
@@ -13517,6 +14038,7 @@
         <w:rPr>
           <w:noProof/>
         </w:rPr>
+        <w:lastRenderedPageBreak/>
         <w:drawing>
           <wp:inline distT="0" distB="0" distL="0" distR="0">
             <wp:extent cx="5943600" cy="1362075"/>
@@ -13577,31 +14099,6 @@
       <w:pPr>
         <w:pStyle w:val="font-claude-response-body"/>
       </w:pPr>
-    </w:p>
-    <w:p>
-      <w:pPr>
-        <w:pStyle w:val="font-claude-response-body"/>
-      </w:pPr>
-    </w:p>
-    <w:p>
-      <w:pPr>
-        <w:pStyle w:val="font-claude-response-body"/>
-      </w:pPr>
-    </w:p>
-    <w:p>
-      <w:pPr>
-        <w:pStyle w:val="font-claude-response-body"/>
-      </w:pPr>
-    </w:p>
-    <w:p>
-      <w:pPr>
-        <w:pStyle w:val="font-claude-response-body"/>
-      </w:pPr>
-    </w:p>
-    <w:p>
-      <w:pPr>
-        <w:pStyle w:val="font-claude-response-body"/>
-      </w:pPr>
       <w:r>
         <w:rPr>
           <w:noProof/>
@@ -13678,45 +14175,23 @@
           <w:tab w:val="left" w:pos="3615"/>
         </w:tabs>
         <w:rPr>
-          <w:rFonts w:cstheme="minorHAnsi"/>
-          <w:sz w:val="24"/>
-          <w:szCs w:val="24"/>
-        </w:rPr>
-      </w:pPr>
-    </w:p>
-    <w:p>
-      <w:pPr>
-        <w:tabs>
-          <w:tab w:val="left" w:pos="3615"/>
-        </w:tabs>
-        <w:rPr>
-          <w:rFonts w:cstheme="minorHAnsi"/>
-          <w:sz w:val="24"/>
-          <w:szCs w:val="24"/>
-        </w:rPr>
-      </w:pPr>
-    </w:p>
-    <w:p>
-      <w:pPr>
-        <w:tabs>
-          <w:tab w:val="left" w:pos="3615"/>
-        </w:tabs>
-        <w:rPr>
-          <w:rFonts w:cstheme="minorHAnsi"/>
-          <w:sz w:val="24"/>
-          <w:szCs w:val="24"/>
-        </w:rPr>
-      </w:pPr>
-    </w:p>
-    <w:p>
-      <w:pPr>
-        <w:tabs>
-          <w:tab w:val="left" w:pos="3615"/>
-        </w:tabs>
-      </w:pPr>
-      <w:r>
-        <w:lastRenderedPageBreak/>
-        <w:t>4.9 Pipeline Orchestration with Apache Airflow</w:t>
+          <w:rFonts w:ascii="Times New Roman" w:hAnsi="Times New Roman" w:cs="Times New Roman"/>
+          <w:b/>
+          <w:sz w:val="24"/>
+          <w:szCs w:val="24"/>
+        </w:rPr>
+      </w:pPr>
+      <w:r>
+        <w:t>4.</w:t>
+      </w:r>
+      <w:r>
+        <w:rPr>
+          <w:rFonts w:ascii="Times New Roman" w:hAnsi="Times New Roman" w:cs="Times New Roman"/>
+          <w:b/>
+          <w:sz w:val="24"/>
+          <w:szCs w:val="24"/>
+        </w:rPr>
+        <w:t>9 Pipeline Orchestration with Apache Airflow</w:t>
       </w:r>
     </w:p>
     <w:p>
@@ -13734,8 +14209,16 @@
         <w:tabs>
           <w:tab w:val="left" w:pos="3615"/>
         </w:tabs>
-      </w:pPr>
-      <w:r>
+        <w:rPr>
+          <w:sz w:val="28"/>
+          <w:szCs w:val="28"/>
+        </w:rPr>
+      </w:pPr>
+      <w:r>
+        <w:rPr>
+          <w:sz w:val="28"/>
+          <w:szCs w:val="28"/>
+        </w:rPr>
         <w:t>What is Apache Airflow?</w:t>
       </w:r>
     </w:p>
@@ -13754,8 +14237,16 @@
         <w:tabs>
           <w:tab w:val="left" w:pos="3615"/>
         </w:tabs>
-      </w:pPr>
-      <w:r>
+        <w:rPr>
+          <w:sz w:val="28"/>
+          <w:szCs w:val="28"/>
+        </w:rPr>
+      </w:pPr>
+      <w:r>
+        <w:rPr>
+          <w:sz w:val="28"/>
+          <w:szCs w:val="28"/>
+        </w:rPr>
         <w:t>What is Docker?</w:t>
       </w:r>
     </w:p>
@@ -13774,8 +14265,15 @@
         <w:tabs>
           <w:tab w:val="left" w:pos="3615"/>
         </w:tabs>
-      </w:pPr>
-      <w:r>
+        <w:rPr>
+          <w:b/>
+        </w:rPr>
+      </w:pPr>
+      <w:r>
+        <w:rPr>
+          <w:b/>
+          <w:highlight w:val="lightGray"/>
+        </w:rPr>
         <w:t>docker compose up –d</w:t>
       </w:r>
     </w:p>
@@ -13788,6 +14286,7 @@
           <w:rStyle w:val="Strong"/>
           <w:rFonts w:eastAsiaTheme="majorEastAsia"/>
         </w:rPr>
+        <w:lastRenderedPageBreak/>
         <w:t>My DAG — nyc_payroll_pipeline:</w:t>
       </w:r>
     </w:p>
@@ -14285,7 +14784,6 @@
           <w:sz w:val="28"/>
           <w:szCs w:val="28"/>
         </w:rPr>
-        <w:lastRenderedPageBreak/>
         <w:drawing>
           <wp:inline distT="0" distB="0" distL="0" distR="0">
             <wp:extent cx="5943600" cy="2640965"/>
@@ -14341,13 +14839,101 @@
         <w:tabs>
           <w:tab w:val="left" w:pos="3615"/>
         </w:tabs>
-      </w:pPr>
-      <w:r>
-        <w:t>Advantages of Airflow:</w:t>
-      </w:r>
-    </w:p>
-    <w:p>
-      <w:pPr>
+        <w:rPr>
+          <w:b/>
+        </w:rPr>
+      </w:pPr>
+    </w:p>
+    <w:p>
+      <w:pPr>
+        <w:tabs>
+          <w:tab w:val="left" w:pos="3615"/>
+        </w:tabs>
+        <w:rPr>
+          <w:b/>
+        </w:rPr>
+      </w:pPr>
+    </w:p>
+    <w:p>
+      <w:pPr>
+        <w:tabs>
+          <w:tab w:val="left" w:pos="3615"/>
+        </w:tabs>
+      </w:pPr>
+      <w:r>
+        <w:rPr>
+          <w:b/>
+        </w:rPr>
+        <w:t>Why Airflow?</w:t>
+      </w:r>
+    </w:p>
+    <w:p>
+      <w:pPr>
+        <w:pStyle w:val="ListParagraph"/>
+        <w:numPr>
+          <w:ilvl w:val="0"/>
+          <w:numId w:val="10"/>
+        </w:numPr>
+        <w:tabs>
+          <w:tab w:val="left" w:pos="3615"/>
+        </w:tabs>
+      </w:pPr>
+      <w:r>
+        <w:t xml:space="preserve">Dynamic pipelines using Python </w:t>
+      </w:r>
+    </w:p>
+    <w:p>
+      <w:pPr>
+        <w:pStyle w:val="ListParagraph"/>
+        <w:numPr>
+          <w:ilvl w:val="0"/>
+          <w:numId w:val="10"/>
+        </w:numPr>
+        <w:tabs>
+          <w:tab w:val="left" w:pos="3615"/>
+        </w:tabs>
+      </w:pPr>
+      <w:r>
+        <w:t>Easy scheduling (cron-based)</w:t>
+      </w:r>
+    </w:p>
+    <w:p>
+      <w:pPr>
+        <w:pStyle w:val="ListParagraph"/>
+        <w:numPr>
+          <w:ilvl w:val="0"/>
+          <w:numId w:val="10"/>
+        </w:numPr>
+        <w:tabs>
+          <w:tab w:val="left" w:pos="3615"/>
+        </w:tabs>
+      </w:pPr>
+      <w:r>
+        <w:t xml:space="preserve">Strong monitoring UI </w:t>
+      </w:r>
+    </w:p>
+    <w:p>
+      <w:pPr>
+        <w:pStyle w:val="ListParagraph"/>
+        <w:numPr>
+          <w:ilvl w:val="0"/>
+          <w:numId w:val="10"/>
+        </w:numPr>
+        <w:tabs>
+          <w:tab w:val="left" w:pos="3615"/>
+        </w:tabs>
+      </w:pPr>
+      <w:r>
+        <w:t xml:space="preserve">Handles failures &amp; retries </w:t>
+      </w:r>
+    </w:p>
+    <w:p>
+      <w:pPr>
+        <w:pStyle w:val="ListParagraph"/>
+        <w:numPr>
+          <w:ilvl w:val="0"/>
+          <w:numId w:val="10"/>
+        </w:numPr>
         <w:tabs>
           <w:tab w:val="left" w:pos="3615"/>
         </w:tabs>
@@ -14358,6 +14944,9 @@
           <w:szCs w:val="28"/>
         </w:rPr>
       </w:pPr>
+      <w:r>
+        <w:t>Scalable and production-ready</w:t>
+      </w:r>
     </w:p>
     <w:p>
       <w:pPr>
@@ -14371,65 +14960,13 @@
           <w:szCs w:val="28"/>
         </w:rPr>
       </w:pPr>
-    </w:p>
-    <w:p>
-      <w:pPr>
-        <w:tabs>
-          <w:tab w:val="left" w:pos="3615"/>
-        </w:tabs>
+      <w:r>
         <w:rPr>
           <w:rFonts w:ascii="Times New Roman" w:hAnsi="Times New Roman" w:cs="Times New Roman"/>
           <w:b/>
           <w:sz w:val="28"/>
           <w:szCs w:val="28"/>
         </w:rPr>
-      </w:pPr>
-    </w:p>
-    <w:p>
-      <w:pPr>
-        <w:tabs>
-          <w:tab w:val="left" w:pos="3615"/>
-        </w:tabs>
-        <w:rPr>
-          <w:rFonts w:ascii="Times New Roman" w:hAnsi="Times New Roman" w:cs="Times New Roman"/>
-          <w:b/>
-          <w:sz w:val="28"/>
-          <w:szCs w:val="28"/>
-        </w:rPr>
-      </w:pPr>
-    </w:p>
-    <w:p>
-      <w:pPr>
-        <w:tabs>
-          <w:tab w:val="left" w:pos="3615"/>
-        </w:tabs>
-        <w:rPr>
-          <w:rFonts w:ascii="Times New Roman" w:hAnsi="Times New Roman" w:cs="Times New Roman"/>
-          <w:b/>
-          <w:sz w:val="28"/>
-          <w:szCs w:val="28"/>
-        </w:rPr>
-      </w:pPr>
-    </w:p>
-    <w:p>
-      <w:pPr>
-        <w:tabs>
-          <w:tab w:val="left" w:pos="3615"/>
-        </w:tabs>
-        <w:rPr>
-          <w:rFonts w:ascii="Times New Roman" w:hAnsi="Times New Roman" w:cs="Times New Roman"/>
-          <w:b/>
-          <w:sz w:val="28"/>
-          <w:szCs w:val="28"/>
-        </w:rPr>
-      </w:pPr>
-      <w:r>
-        <w:rPr>
-          <w:rFonts w:ascii="Times New Roman" w:hAnsi="Times New Roman" w:cs="Times New Roman"/>
-          <w:b/>
-          <w:sz w:val="28"/>
-          <w:szCs w:val="28"/>
-        </w:rPr>
         <w:t>Section 5: Analysis &amp; Key Findings</w:t>
       </w:r>
     </w:p>
@@ -14442,6 +14979,7 @@
           <w:rStyle w:val="Strong"/>
           <w:rFonts w:eastAsiaTheme="majorEastAsia"/>
         </w:rPr>
+        <w:lastRenderedPageBreak/>
         <w:t>5. Analysis &amp; Key Findings</w:t>
       </w:r>
     </w:p>
@@ -14777,7 +15315,6 @@
                 <w:sz w:val="24"/>
                 <w:szCs w:val="24"/>
               </w:rPr>
-              <w:lastRenderedPageBreak/>
               <w:t>Average Gross Paid</w:t>
             </w:r>
           </w:p>
@@ -15199,6 +15736,7 @@
           <w:sz w:val="24"/>
           <w:szCs w:val="24"/>
         </w:rPr>
+        <w:lastRenderedPageBreak/>
         <w:drawing>
           <wp:inline distT="0" distB="0" distL="0" distR="0">
             <wp:extent cx="5725324" cy="1467055"/>
@@ -15342,7 +15880,6 @@
           <w:rFonts w:cstheme="minorHAnsi"/>
           <w:highlight w:val="lightGray"/>
         </w:rPr>
-        <w:lastRenderedPageBreak/>
         <w:t>FROM final.fact_payroll;</w:t>
       </w:r>
     </w:p>
@@ -15605,6 +16142,7 @@
           <w:sz w:val="24"/>
           <w:szCs w:val="24"/>
         </w:rPr>
+        <w:lastRenderedPageBreak/>
         <w:t>5.3 Highest Paid Employee</w:t>
       </w:r>
     </w:p>
@@ -16027,7 +16565,6 @@
           <w:szCs w:val="24"/>
           <w:highlight w:val="lightGray"/>
         </w:rPr>
-        <w:lastRenderedPageBreak/>
         <w:t xml:space="preserve">    a.agency_name,</w:t>
       </w:r>
     </w:p>
@@ -16299,11 +16836,30 @@
           <w:rFonts w:eastAsiaTheme="majorEastAsia"/>
         </w:rPr>
       </w:pPr>
-      <w:r>
+    </w:p>
+    <w:p>
+      <w:pPr>
+        <w:pStyle w:val="font-claude-response-body"/>
         <w:rPr>
           <w:rStyle w:val="Strong"/>
           <w:rFonts w:eastAsiaTheme="majorEastAsia"/>
         </w:rPr>
+      </w:pPr>
+    </w:p>
+    <w:p>
+      <w:pPr>
+        <w:pStyle w:val="font-claude-response-body"/>
+        <w:rPr>
+          <w:rStyle w:val="Strong"/>
+          <w:rFonts w:eastAsiaTheme="majorEastAsia"/>
+        </w:rPr>
+      </w:pPr>
+      <w:r>
+        <w:rPr>
+          <w:rStyle w:val="Strong"/>
+          <w:rFonts w:eastAsiaTheme="majorEastAsia"/>
+        </w:rPr>
+        <w:lastRenderedPageBreak/>
         <w:t>5.4 Trend Analysis — Salary by Year</w:t>
       </w:r>
     </w:p>
@@ -16458,7 +17014,6 @@
         <w:rPr>
           <w:noProof/>
         </w:rPr>
-        <w:lastRenderedPageBreak/>
         <w:drawing>
           <wp:inline distT="0" distB="0" distL="0" distR="0">
             <wp:extent cx="4706007" cy="2029108"/>
@@ -16544,35 +17099,47 @@
           <w:tab w:val="left" w:pos="3615"/>
         </w:tabs>
         <w:rPr>
+          <w:rFonts w:ascii="Cambria" w:hAnsi="Cambria" w:cstheme="minorHAnsi"/>
+          <w:sz w:val="24"/>
+          <w:szCs w:val="24"/>
+        </w:rPr>
+      </w:pPr>
+      <w:r>
+        <w:rPr>
+          <w:rFonts w:ascii="Cambria" w:hAnsi="Cambria" w:cstheme="minorHAnsi"/>
+          <w:sz w:val="24"/>
+          <w:szCs w:val="24"/>
+        </w:rPr>
+        <w:t>steady increase in NYC government s</w:t>
+      </w:r>
+      <w:r>
+        <w:rPr>
+          <w:rFonts w:ascii="Cambria" w:hAnsi="Cambria" w:cstheme="minorHAnsi"/>
+          <w:sz w:val="24"/>
+          <w:szCs w:val="24"/>
+        </w:rPr>
+        <w:t xml:space="preserve">alaries </w:t>
+      </w:r>
+      <w:r>
+        <w:rPr>
+          <w:rFonts w:ascii="Cambria" w:hAnsi="Cambria" w:cstheme="minorHAnsi"/>
+          <w:sz w:val="24"/>
+          <w:szCs w:val="24"/>
+        </w:rPr>
+        <w:t>over the four fiscal years.</w:t>
+      </w:r>
+    </w:p>
+    <w:p>
+      <w:pPr>
+        <w:tabs>
+          <w:tab w:val="left" w:pos="3615"/>
+        </w:tabs>
+        <w:rPr>
           <w:rFonts w:cstheme="minorHAnsi"/>
           <w:sz w:val="24"/>
           <w:szCs w:val="24"/>
         </w:rPr>
       </w:pPr>
-      <w:r>
-        <w:rPr>
-          <w:rFonts w:ascii="Cambria" w:hAnsi="Cambria" w:cstheme="minorHAnsi"/>
-          <w:sz w:val="24"/>
-          <w:szCs w:val="24"/>
-        </w:rPr>
-        <w:t>steady increase in NYC government s</w:t>
-      </w:r>
-      <w:r>
-        <w:rPr>
-          <w:rFonts w:ascii="Cambria" w:hAnsi="Cambria" w:cstheme="minorHAnsi"/>
-          <w:sz w:val="24"/>
-          <w:szCs w:val="24"/>
-        </w:rPr>
-        <w:t xml:space="preserve">alaries </w:t>
-      </w:r>
-      <w:r>
-        <w:rPr>
-          <w:rFonts w:ascii="Cambria" w:hAnsi="Cambria" w:cstheme="minorHAnsi"/>
-          <w:sz w:val="24"/>
-          <w:szCs w:val="24"/>
-        </w:rPr>
-        <w:t>over the four fiscal years.</w:t>
-      </w:r>
     </w:p>
     <w:p>
       <w:pPr>
@@ -16651,7 +17218,8 @@
           <w:rFonts w:ascii="Cambria" w:hAnsi="Cambria"/>
           <w:highlight w:val="lightGray"/>
         </w:rPr>
-        <w:t xml:space="preserve">    ROUND(SUM(f.total_ot_paid), 2) AS total_ot_paid,</w:t>
+        <w:lastRenderedPageBreak/>
+        <w:t xml:space="preserve">    ROUND(SUM(f.total_ot_paid), 2) AS total_ot_paid,    ROUND(AVG(f.ot_hours), 2) AS avg_ot_hours</w:t>
       </w:r>
     </w:p>
     <w:p>
@@ -16667,7 +17235,7 @@
           <w:rFonts w:ascii="Cambria" w:hAnsi="Cambria"/>
           <w:highlight w:val="lightGray"/>
         </w:rPr>
-        <w:t xml:space="preserve">    ROUND(AVG(f.ot_hours), 2) AS avg_ot_hours</w:t>
+        <w:t>FROM final.fact_payroll f</w:t>
       </w:r>
     </w:p>
     <w:p>
@@ -16683,7 +17251,7 @@
           <w:rFonts w:ascii="Cambria" w:hAnsi="Cambria"/>
           <w:highlight w:val="lightGray"/>
         </w:rPr>
-        <w:t>FROM final.fact_payroll f</w:t>
+        <w:t>JOIN final.dim_date d ON d.date_id = f.date_id</w:t>
       </w:r>
     </w:p>
     <w:p>
@@ -16699,7 +17267,7 @@
           <w:rFonts w:ascii="Cambria" w:hAnsi="Cambria"/>
           <w:highlight w:val="lightGray"/>
         </w:rPr>
-        <w:t>JOIN final.dim_date d ON d.date_id = f.date_id</w:t>
+        <w:t>GROUP BY d.fiscal_year</w:t>
       </w:r>
     </w:p>
     <w:p>
@@ -16707,7 +17275,6 @@
         <w:pStyle w:val="font-claude-response-body"/>
         <w:rPr>
           <w:rFonts w:ascii="Cambria" w:hAnsi="Cambria"/>
-          <w:highlight w:val="lightGray"/>
         </w:rPr>
       </w:pPr>
       <w:r>
@@ -16715,33 +17282,17 @@
           <w:rFonts w:ascii="Cambria" w:hAnsi="Cambria"/>
           <w:highlight w:val="lightGray"/>
         </w:rPr>
-        <w:t>GROUP BY d.fiscal_year</w:t>
+        <w:t>ORDER BY d.fiscal_year;</w:t>
       </w:r>
     </w:p>
     <w:p>
       <w:pPr>
         <w:pStyle w:val="font-claude-response-body"/>
-        <w:rPr>
-          <w:rFonts w:ascii="Cambria" w:hAnsi="Cambria"/>
-        </w:rPr>
-      </w:pPr>
-      <w:r>
-        <w:rPr>
-          <w:rFonts w:ascii="Cambria" w:hAnsi="Cambria"/>
-          <w:highlight w:val="lightGray"/>
-        </w:rPr>
-        <w:t>ORDER BY d.fiscal_year;</w:t>
-      </w:r>
-    </w:p>
-    <w:p>
-      <w:pPr>
-        <w:pStyle w:val="font-claude-response-body"/>
       </w:pPr>
       <w:r>
         <w:rPr>
           <w:noProof/>
         </w:rPr>
-        <w:lastRenderedPageBreak/>
         <w:drawing>
           <wp:inline distT="0" distB="0" distL="0" distR="0">
             <wp:extent cx="4296375" cy="2048161"/>
@@ -16871,18 +17422,6 @@
     </w:p>
     <w:p>
       <w:pPr>
-        <w:tabs>
-          <w:tab w:val="left" w:pos="3615"/>
-        </w:tabs>
-        <w:rPr>
-          <w:rFonts w:ascii="Cambria" w:hAnsi="Cambria" w:cstheme="minorHAnsi"/>
-          <w:sz w:val="24"/>
-          <w:szCs w:val="24"/>
-        </w:rPr>
-      </w:pPr>
-    </w:p>
-    <w:p>
-      <w:pPr>
         <w:pStyle w:val="font-claude-response-body"/>
         <w:rPr>
           <w:rStyle w:val="Strong"/>
@@ -17074,6 +17613,7 @@
           <w:szCs w:val="22"/>
           <w:highlight w:val="lightGray"/>
         </w:rPr>
+        <w:lastRenderedPageBreak/>
         <w:t>ORDER BY total_gross_paid DESC</w:t>
       </w:r>
     </w:p>
@@ -17104,7 +17644,6 @@
         <w:rPr>
           <w:noProof/>
         </w:rPr>
-        <w:lastRenderedPageBreak/>
         <w:drawing>
           <wp:inline distT="0" distB="0" distL="0" distR="0">
             <wp:extent cx="5943600" cy="4300220"/>
@@ -17353,6 +17892,7 @@
           <w:rFonts w:ascii="Cambria" w:hAnsi="Cambria"/>
           <w:highlight w:val="lightGray"/>
         </w:rPr>
+        <w:lastRenderedPageBreak/>
         <w:t>FROM final.fact_payroll f</w:t>
       </w:r>
     </w:p>
@@ -17385,7 +17925,6 @@
           <w:rFonts w:ascii="Cambria" w:hAnsi="Cambria"/>
           <w:highlight w:val="lightGray"/>
         </w:rPr>
-        <w:lastRenderedPageBreak/>
         <w:t>GROUP BY l.work_location_borough</w:t>
       </w:r>
     </w:p>
@@ -17469,6 +18008,7 @@
         <w:rPr>
           <w:noProof/>
         </w:rPr>
+        <w:lastRenderedPageBreak/>
         <w:drawing>
           <wp:inline distT="0" distB="0" distL="0" distR="0" wp14:anchorId="6AF08049" wp14:editId="2776591F">
             <wp:extent cx="4943474" cy="1409700"/>
@@ -17838,6 +18378,7 @@
           <w:b/>
           <w:noProof/>
         </w:rPr>
+        <w:lastRenderedPageBreak/>
         <w:drawing>
           <wp:inline distT="0" distB="0" distL="0" distR="0">
             <wp:extent cx="5943600" cy="2987675"/>
@@ -18238,6 +18779,7 @@
           <w:rStyle w:val="Strong"/>
           <w:rFonts w:eastAsiaTheme="majorEastAsia"/>
         </w:rPr>
+        <w:lastRenderedPageBreak/>
         <w:t>6</w:t>
       </w:r>
       <w:r>
@@ -18473,42 +19015,6 @@
         </w:rPr>
         <w:t>How to generate meaningful insights from large datasets</w:t>
       </w:r>
-    </w:p>
-    <w:p>
-      <w:pPr>
-        <w:spacing w:before="100" w:beforeAutospacing="1" w:after="100" w:afterAutospacing="1" w:line="240" w:lineRule="auto"/>
-        <w:rPr>
-          <w:rFonts w:ascii="Times New Roman" w:eastAsia="Times New Roman" w:hAnsi="Times New Roman" w:cs="Times New Roman"/>
-          <w:b/>
-          <w:bCs/>
-          <w:sz w:val="24"/>
-          <w:szCs w:val="24"/>
-        </w:rPr>
-      </w:pPr>
-    </w:p>
-    <w:p>
-      <w:pPr>
-        <w:spacing w:before="100" w:beforeAutospacing="1" w:after="100" w:afterAutospacing="1" w:line="240" w:lineRule="auto"/>
-        <w:rPr>
-          <w:rFonts w:ascii="Times New Roman" w:eastAsia="Times New Roman" w:hAnsi="Times New Roman" w:cs="Times New Roman"/>
-          <w:b/>
-          <w:bCs/>
-          <w:sz w:val="24"/>
-          <w:szCs w:val="24"/>
-        </w:rPr>
-      </w:pPr>
-    </w:p>
-    <w:p>
-      <w:pPr>
-        <w:spacing w:before="100" w:beforeAutospacing="1" w:after="100" w:afterAutospacing="1" w:line="240" w:lineRule="auto"/>
-        <w:rPr>
-          <w:rFonts w:ascii="Times New Roman" w:eastAsia="Times New Roman" w:hAnsi="Times New Roman" w:cs="Times New Roman"/>
-          <w:b/>
-          <w:bCs/>
-          <w:sz w:val="24"/>
-          <w:szCs w:val="24"/>
-        </w:rPr>
-      </w:pPr>
     </w:p>
     <w:p>
       <w:pPr>
@@ -18964,26 +19470,7 @@
     </w:tbl>
     <w:p>
       <w:pPr>
-        <w:tabs>
-          <w:tab w:val="left" w:pos="3615"/>
-        </w:tabs>
-        <w:rPr>
-          <w:rFonts w:ascii="Times New Roman" w:hAnsi="Times New Roman" w:cs="Times New Roman"/>
-          <w:sz w:val="24"/>
-          <w:szCs w:val="24"/>
-        </w:rPr>
-      </w:pPr>
-    </w:p>
-    <w:p>
-      <w:pPr>
         <w:spacing w:before="100" w:beforeAutospacing="1" w:after="100" w:afterAutospacing="1" w:line="240" w:lineRule="auto"/>
-        <w:rPr>
-          <w:rFonts w:ascii="Times New Roman" w:eastAsia="Times New Roman" w:hAnsi="Times New Roman" w:cs="Times New Roman"/>
-          <w:sz w:val="24"/>
-          <w:szCs w:val="24"/>
-        </w:rPr>
-      </w:pPr>
-      <w:r>
         <w:rPr>
           <w:rFonts w:ascii="Times New Roman" w:eastAsia="Times New Roman" w:hAnsi="Times New Roman" w:cs="Times New Roman"/>
           <w:b/>
@@ -18991,6 +19478,74 @@
           <w:sz w:val="24"/>
           <w:szCs w:val="24"/>
         </w:rPr>
+      </w:pPr>
+    </w:p>
+    <w:p>
+      <w:pPr>
+        <w:spacing w:before="100" w:beforeAutospacing="1" w:after="100" w:afterAutospacing="1" w:line="240" w:lineRule="auto"/>
+        <w:rPr>
+          <w:rFonts w:ascii="Times New Roman" w:eastAsia="Times New Roman" w:hAnsi="Times New Roman" w:cs="Times New Roman"/>
+          <w:b/>
+          <w:bCs/>
+          <w:sz w:val="24"/>
+          <w:szCs w:val="24"/>
+        </w:rPr>
+      </w:pPr>
+    </w:p>
+    <w:p>
+      <w:pPr>
+        <w:spacing w:before="100" w:beforeAutospacing="1" w:after="100" w:afterAutospacing="1" w:line="240" w:lineRule="auto"/>
+        <w:rPr>
+          <w:rFonts w:ascii="Times New Roman" w:eastAsia="Times New Roman" w:hAnsi="Times New Roman" w:cs="Times New Roman"/>
+          <w:b/>
+          <w:bCs/>
+          <w:sz w:val="24"/>
+          <w:szCs w:val="24"/>
+        </w:rPr>
+      </w:pPr>
+    </w:p>
+    <w:p>
+      <w:pPr>
+        <w:spacing w:before="100" w:beforeAutospacing="1" w:after="100" w:afterAutospacing="1" w:line="240" w:lineRule="auto"/>
+        <w:rPr>
+          <w:rFonts w:ascii="Times New Roman" w:eastAsia="Times New Roman" w:hAnsi="Times New Roman" w:cs="Times New Roman"/>
+          <w:b/>
+          <w:bCs/>
+          <w:sz w:val="24"/>
+          <w:szCs w:val="24"/>
+        </w:rPr>
+      </w:pPr>
+    </w:p>
+    <w:p>
+      <w:pPr>
+        <w:spacing w:before="100" w:beforeAutospacing="1" w:after="100" w:afterAutospacing="1" w:line="240" w:lineRule="auto"/>
+        <w:rPr>
+          <w:rFonts w:ascii="Times New Roman" w:eastAsia="Times New Roman" w:hAnsi="Times New Roman" w:cs="Times New Roman"/>
+          <w:b/>
+          <w:bCs/>
+          <w:sz w:val="24"/>
+          <w:szCs w:val="24"/>
+        </w:rPr>
+      </w:pPr>
+    </w:p>
+    <w:p>
+      <w:pPr>
+        <w:spacing w:before="100" w:beforeAutospacing="1" w:after="100" w:afterAutospacing="1" w:line="240" w:lineRule="auto"/>
+        <w:rPr>
+          <w:rFonts w:ascii="Times New Roman" w:eastAsia="Times New Roman" w:hAnsi="Times New Roman" w:cs="Times New Roman"/>
+          <w:sz w:val="24"/>
+          <w:szCs w:val="24"/>
+        </w:rPr>
+      </w:pPr>
+      <w:r>
+        <w:rPr>
+          <w:rFonts w:ascii="Times New Roman" w:eastAsia="Times New Roman" w:hAnsi="Times New Roman" w:cs="Times New Roman"/>
+          <w:b/>
+          <w:bCs/>
+          <w:sz w:val="24"/>
+          <w:szCs w:val="24"/>
+        </w:rPr>
+        <w:lastRenderedPageBreak/>
         <w:t>6.4 Key Findings</w:t>
       </w:r>
     </w:p>
@@ -19346,50 +19901,6 @@
     </w:p>
     <w:p>
       <w:pPr>
-        <w:tabs>
-          <w:tab w:val="left" w:pos="3615"/>
-        </w:tabs>
-        <w:rPr>
-          <w:rFonts w:ascii="Times New Roman" w:hAnsi="Times New Roman" w:cs="Times New Roman"/>
-          <w:sz w:val="24"/>
-          <w:szCs w:val="24"/>
-        </w:rPr>
-      </w:pPr>
-    </w:p>
-    <w:p>
-      <w:pPr>
-        <w:tabs>
-          <w:tab w:val="left" w:pos="3615"/>
-        </w:tabs>
-        <w:rPr>
-          <w:rFonts w:ascii="Times New Roman" w:hAnsi="Times New Roman" w:cs="Times New Roman"/>
-          <w:sz w:val="24"/>
-          <w:szCs w:val="24"/>
-        </w:rPr>
-      </w:pPr>
-    </w:p>
-    <w:p>
-      <w:pPr>
-        <w:spacing w:before="100" w:beforeAutospacing="1" w:after="100" w:afterAutospacing="1" w:line="240" w:lineRule="auto"/>
-        <w:rPr>
-          <w:rFonts w:ascii="Cambria" w:eastAsia="Times New Roman" w:hAnsi="Cambria" w:cs="Times New Roman"/>
-          <w:sz w:val="24"/>
-          <w:szCs w:val="24"/>
-        </w:rPr>
-      </w:pPr>
-    </w:p>
-    <w:p>
-      <w:pPr>
-        <w:spacing w:before="100" w:beforeAutospacing="1" w:after="100" w:afterAutospacing="1" w:line="240" w:lineRule="auto"/>
-        <w:rPr>
-          <w:rFonts w:ascii="Cambria" w:eastAsia="Times New Roman" w:hAnsi="Cambria" w:cs="Times New Roman"/>
-          <w:sz w:val="24"/>
-          <w:szCs w:val="24"/>
-        </w:rPr>
-      </w:pPr>
-    </w:p>
-    <w:p>
-      <w:pPr>
         <w:pStyle w:val="font-claude-response-body"/>
         <w:rPr>
           <w:rFonts w:ascii="Cambria" w:hAnsi="Cambria"/>
@@ -19436,6 +19947,41 @@
         </w:rPr>
         <w:t>The complete project code is available as a zipped folder submitted along with this document. The project follows a clean directory structure with separate folders for ETL layers, SQL scripts, and utilities as described in Section 4.</w:t>
       </w:r>
+    </w:p>
+    <w:p>
+      <w:pPr>
+        <w:pStyle w:val="font-claude-response-body"/>
+        <w:rPr>
+          <w:rFonts w:ascii="Cambria" w:hAnsi="Cambria"/>
+        </w:rPr>
+      </w:pPr>
+    </w:p>
+    <w:p>
+      <w:pPr>
+        <w:pStyle w:val="font-claude-response-body"/>
+        <w:rPr>
+          <w:rFonts w:ascii="Cambria" w:hAnsi="Cambria"/>
+        </w:rPr>
+      </w:pPr>
+      <w:r>
+        <w:rPr>
+          <w:rStyle w:val="Strong"/>
+          <w:rFonts w:eastAsiaTheme="minorEastAsia"/>
+        </w:rPr>
+        <w:t>GitHub:</w:t>
+      </w:r>
+      <w:r>
+        <w:t xml:space="preserve"> </w:t>
+      </w:r>
+      <w:hyperlink r:id="rId38" w:history="1">
+        <w:r>
+          <w:rPr>
+            <w:rStyle w:val="Hyperlink"/>
+            <w:rFonts w:eastAsiaTheme="majorEastAsia"/>
+          </w:rPr>
+          <w:t>https://github.com/admanoj24/NYC_Payroll</w:t>
+        </w:r>
+      </w:hyperlink>
     </w:p>
     <w:p>
       <w:pPr>
@@ -20565,6 +21111,119 @@
     </w:lvl>
   </w:abstractNum>
   <w:abstractNum w:abstractNumId="7" w15:restartNumberingAfterBreak="0">
+    <w:nsid w:val="4290534A"/>
+    <w:multiLevelType w:val="hybridMultilevel"/>
+    <w:tmpl w:val="E7203E22"/>
+    <w:lvl w:ilvl="0" w:tplc="04090001">
+      <w:start w:val="1"/>
+      <w:numFmt w:val="bullet"/>
+      <w:lvlText w:val=""/>
+      <w:lvlJc w:val="left"/>
+      <w:pPr>
+        <w:ind w:left="765" w:hanging="360"/>
+      </w:pPr>
+      <w:rPr>
+        <w:rFonts w:ascii="Symbol" w:hAnsi="Symbol" w:hint="default"/>
+      </w:rPr>
+    </w:lvl>
+    <w:lvl w:ilvl="1" w:tplc="04090003" w:tentative="1">
+      <w:start w:val="1"/>
+      <w:numFmt w:val="bullet"/>
+      <w:lvlText w:val="o"/>
+      <w:lvlJc w:val="left"/>
+      <w:pPr>
+        <w:ind w:left="1485" w:hanging="360"/>
+      </w:pPr>
+      <w:rPr>
+        <w:rFonts w:ascii="Courier New" w:hAnsi="Courier New" w:cs="Courier New" w:hint="default"/>
+      </w:rPr>
+    </w:lvl>
+    <w:lvl w:ilvl="2" w:tplc="04090005" w:tentative="1">
+      <w:start w:val="1"/>
+      <w:numFmt w:val="bullet"/>
+      <w:lvlText w:val=""/>
+      <w:lvlJc w:val="left"/>
+      <w:pPr>
+        <w:ind w:left="2205" w:hanging="360"/>
+      </w:pPr>
+      <w:rPr>
+        <w:rFonts w:ascii="Wingdings" w:hAnsi="Wingdings" w:hint="default"/>
+      </w:rPr>
+    </w:lvl>
+    <w:lvl w:ilvl="3" w:tplc="04090001" w:tentative="1">
+      <w:start w:val="1"/>
+      <w:numFmt w:val="bullet"/>
+      <w:lvlText w:val=""/>
+      <w:lvlJc w:val="left"/>
+      <w:pPr>
+        <w:ind w:left="2925" w:hanging="360"/>
+      </w:pPr>
+      <w:rPr>
+        <w:rFonts w:ascii="Symbol" w:hAnsi="Symbol" w:hint="default"/>
+      </w:rPr>
+    </w:lvl>
+    <w:lvl w:ilvl="4" w:tplc="04090003" w:tentative="1">
+      <w:start w:val="1"/>
+      <w:numFmt w:val="bullet"/>
+      <w:lvlText w:val="o"/>
+      <w:lvlJc w:val="left"/>
+      <w:pPr>
+        <w:ind w:left="3645" w:hanging="360"/>
+      </w:pPr>
+      <w:rPr>
+        <w:rFonts w:ascii="Courier New" w:hAnsi="Courier New" w:cs="Courier New" w:hint="default"/>
+      </w:rPr>
+    </w:lvl>
+    <w:lvl w:ilvl="5" w:tplc="04090005" w:tentative="1">
+      <w:start w:val="1"/>
+      <w:numFmt w:val="bullet"/>
+      <w:lvlText w:val=""/>
+      <w:lvlJc w:val="left"/>
+      <w:pPr>
+        <w:ind w:left="4365" w:hanging="360"/>
+      </w:pPr>
+      <w:rPr>
+        <w:rFonts w:ascii="Wingdings" w:hAnsi="Wingdings" w:hint="default"/>
+      </w:rPr>
+    </w:lvl>
+    <w:lvl w:ilvl="6" w:tplc="04090001" w:tentative="1">
+      <w:start w:val="1"/>
+      <w:numFmt w:val="bullet"/>
+      <w:lvlText w:val=""/>
+      <w:lvlJc w:val="left"/>
+      <w:pPr>
+        <w:ind w:left="5085" w:hanging="360"/>
+      </w:pPr>
+      <w:rPr>
+        <w:rFonts w:ascii="Symbol" w:hAnsi="Symbol" w:hint="default"/>
+      </w:rPr>
+    </w:lvl>
+    <w:lvl w:ilvl="7" w:tplc="04090003" w:tentative="1">
+      <w:start w:val="1"/>
+      <w:numFmt w:val="bullet"/>
+      <w:lvlText w:val="o"/>
+      <w:lvlJc w:val="left"/>
+      <w:pPr>
+        <w:ind w:left="5805" w:hanging="360"/>
+      </w:pPr>
+      <w:rPr>
+        <w:rFonts w:ascii="Courier New" w:hAnsi="Courier New" w:cs="Courier New" w:hint="default"/>
+      </w:rPr>
+    </w:lvl>
+    <w:lvl w:ilvl="8" w:tplc="04090005" w:tentative="1">
+      <w:start w:val="1"/>
+      <w:numFmt w:val="bullet"/>
+      <w:lvlText w:val=""/>
+      <w:lvlJc w:val="left"/>
+      <w:pPr>
+        <w:ind w:left="6525" w:hanging="360"/>
+      </w:pPr>
+      <w:rPr>
+        <w:rFonts w:ascii="Wingdings" w:hAnsi="Wingdings" w:hint="default"/>
+      </w:rPr>
+    </w:lvl>
+  </w:abstractNum>
+  <w:abstractNum w:abstractNumId="8" w15:restartNumberingAfterBreak="0">
     <w:nsid w:val="6CE611CD"/>
     <w:multiLevelType w:val="multilevel"/>
     <w:tmpl w:val="22624C7A"/>
@@ -20713,7 +21372,7 @@
       </w:rPr>
     </w:lvl>
   </w:abstractNum>
-  <w:abstractNum w:abstractNumId="8" w15:restartNumberingAfterBreak="0">
+  <w:abstractNum w:abstractNumId="9" w15:restartNumberingAfterBreak="0">
     <w:nsid w:val="70D90806"/>
     <w:multiLevelType w:val="multilevel"/>
     <w:tmpl w:val="08A8729C"/>
@@ -20878,16 +21537,19 @@
     <w:abstractNumId w:val="6"/>
   </w:num>
   <w:num w:numId="6">
-    <w:abstractNumId w:val="8"/>
+    <w:abstractNumId w:val="9"/>
   </w:num>
   <w:num w:numId="7">
-    <w:abstractNumId w:val="7"/>
+    <w:abstractNumId w:val="8"/>
   </w:num>
   <w:num w:numId="8">
     <w:abstractNumId w:val="5"/>
   </w:num>
   <w:num w:numId="9">
     <w:abstractNumId w:val="3"/>
+  </w:num>
+  <w:num w:numId="10">
+    <w:abstractNumId w:val="7"/>
   </w:num>
 </w:numbering>
 </file>
@@ -21623,6 +22285,18 @@
       </w:tblBorders>
     </w:tblPr>
   </w:style>
+  <w:style w:type="character" w:styleId="Hyperlink">
+    <w:name w:val="Hyperlink"/>
+    <w:basedOn w:val="DefaultParagraphFont"/>
+    <w:uiPriority w:val="99"/>
+    <w:semiHidden/>
+    <w:unhideWhenUsed/>
+    <w:rsid w:val="00707300"/>
+    <w:rPr>
+      <w:color w:val="0000FF"/>
+      <w:u w:val="single"/>
+    </w:rPr>
+  </w:style>
 </w:styles>
 </file>
 
@@ -21892,7 +22566,7 @@
 </file>
 
 <file path=customXml/itemProps1.xml><?xml version="1.0" encoding="utf-8"?>
-<ds:datastoreItem xmlns:ds="http://schemas.openxmlformats.org/officeDocument/2006/customXml" ds:itemID="{FE057F12-84DA-4875-A47D-2CB017D0E383}">
+<ds:datastoreItem xmlns:ds="http://schemas.openxmlformats.org/officeDocument/2006/customXml" ds:itemID="{70D6B37F-C67C-4324-922A-1B49DE49FE1E}">
   <ds:schemaRefs>
     <ds:schemaRef ds:uri="http://schemas.openxmlformats.org/officeDocument/2006/bibliography"/>
   </ds:schemaRefs>
